--- a/content/blog/kitajskoe-imya.VK.docx
+++ b/content/blog/kitajskoe-imya.VK.docx
@@ -331,7 +331,7 @@
           <w:color w:val="2C2420"/>
           <w:sz w:val="23"/>
         </w:rPr>
-        <w:t>Смысл иероглифов в имени обычно подчиняется негласной логике. Мужские имена чаще про силу, ум и благородство, женские — про красоту, цветы и добродетель:</w:t>
+        <w:t>Смысл иероглифов в имени обычно подчиняется негласной логике. мужские имена чаще про силу, ум и благородство, а женские имена — про красоту, цветы и добродетель:</w:t>
       </w:r>
     </w:p>
     <w:p>
